--- a/templates/書類送付状_楽天軒.docx
+++ b/templates/書類送付状_楽天軒.docx
@@ -346,6 +346,9 @@
     </w:p>
     <w:p>
       <w:pPr>
+        <w:tabs>
+          <w:tab w:val="right" w:pos="8500"/>
+        </w:tabs>
         <w:ind w:left="2160"/>
         <w:rPr>
           <w:sz w:val="24"/>
